--- a/assets/evaluations/francais/Francais_P5_eleve_DRAS_verrouillee.docx
+++ b/assets/evaluations/francais/Francais_P5_eleve_DRAS_verrouillee.docx
@@ -4,14 +4,14 @@
   <w:body>
     <w:p>
       <w:pPr>
-        <w:pStyle w:val="Title"/>
         <w:jc w:val="center"/>
       </w:pPr>
       <w:r>
         <w:rPr>
           <w:b/>
+          <w:sz w:val="32"/>
         </w:rPr>
-        <w:t>ÉVALUATION DE FRANÇAIS — P5</w:t>
+        <w:t>Évaluation de français — Période 5</w:t>
       </w:r>
     </w:p>
     <w:p>
@@ -20,216 +20,41 @@
       </w:pPr>
       <w:r>
         <w:rPr>
-          <w:b/>
-          <w:color w:val="6D3AC7"/>
-          <w:sz w:val="24"/>
+          <w:i/>
+          <w:sz w:val="20"/>
         </w:rPr>
-        <w:t>Réinvestissement, temps du passé et révision autonome — maîtrise de la langue par le DRAS</w:t>
+        <w:t>2 nouvelles compétences essentielles + 2 rebrassages déjà connus</w:t>
       </w:r>
     </w:p>
     <w:tbl>
       <w:tblPr>
+        <w:tblStyle w:val="TableGrid"/>
         <w:tblW w:type="auto" w:w="0"/>
         <w:jc w:val="center"/>
-        <w:tblLayout w:type="fixed"/>
         <w:tblLook w:firstColumn="1" w:firstRow="1" w:lastColumn="0" w:lastRow="0" w:noHBand="0" w:noVBand="1" w:val="04A0"/>
-        <w:tblBorders>
-          <w:top w:val="single" w:sz="5" w:color="CAD7EA"/>
-          <w:left w:val="single" w:sz="5" w:color="CAD7EA"/>
-          <w:bottom w:val="single" w:sz="5" w:color="CAD7EA"/>
-          <w:right w:val="single" w:sz="5" w:color="CAD7EA"/>
-          <w:insideH w:val="single" w:sz="5" w:color="CAD7EA"/>
-          <w:insideV w:val="single" w:sz="5" w:color="CAD7EA"/>
-        </w:tblBorders>
       </w:tblPr>
       <w:tblGrid>
-        <w:gridCol w:w="6520"/>
-        <w:gridCol w:w="2835"/>
+        <w:gridCol w:w="5326"/>
+        <w:gridCol w:w="5326"/>
       </w:tblGrid>
       <w:tr>
         <w:tc>
           <w:tcPr>
-            <w:tcW w:type="dxa" w:w="5355"/>
-            <w:tcMar>
-              <w:top w:w="70" w:type="dxa"/>
-              <w:start w:w="100" w:type="dxa"/>
-              <w:bottom w:w="70" w:type="dxa"/>
-              <w:end w:w="100" w:type="dxa"/>
-            </w:tcMar>
+            <w:tcW w:type="dxa" w:w="5326"/>
           </w:tcPr>
           <w:p>
             <w:r>
-              <w:t>Prénom : ____________________________________</w:t>
+              <w:t>Prénom : ______________________________</w:t>
             </w:r>
           </w:p>
         </w:tc>
         <w:tc>
           <w:tcPr>
-            <w:tcW w:type="dxa" w:w="5355"/>
-            <w:tcMar>
-              <w:top w:w="70" w:type="dxa"/>
-              <w:start w:w="100" w:type="dxa"/>
-              <w:bottom w:w="70" w:type="dxa"/>
-              <w:end w:w="100" w:type="dxa"/>
-            </w:tcMar>
+            <w:tcW w:type="dxa" w:w="5326"/>
           </w:tcPr>
           <w:p>
             <w:r>
-              <w:t>Date : ____ / ____ / ______</w:t>
-            </w:r>
-          </w:p>
-        </w:tc>
-      </w:tr>
-    </w:tbl>
-    <w:p>
-      <w:pPr>
-        <w:jc w:val="center"/>
-      </w:pPr>
-      <w:r>
-        <w:rPr>
-          <w:i/>
-          <w:color w:val="5A6B82"/>
-        </w:rPr>
-        <w:t>Je montre ce que je sais faire. Je peux transformer, relire et corriger avec le DRAS.</w:t>
-      </w:r>
-    </w:p>
-    <w:tbl>
-      <w:tblPr>
-        <w:tblW w:type="auto" w:w="0"/>
-        <w:jc w:val="center"/>
-        <w:tblLayout w:type="fixed"/>
-        <w:tblLook w:firstColumn="1" w:firstRow="1" w:lastColumn="0" w:lastRow="0" w:noHBand="0" w:noVBand="1" w:val="04A0"/>
-        <w:tblBorders>
-          <w:top w:val="single" w:sz="5" w:color="CAD7EA"/>
-          <w:left w:val="single" w:sz="5" w:color="CAD7EA"/>
-          <w:bottom w:val="single" w:sz="5" w:color="CAD7EA"/>
-          <w:right w:val="single" w:sz="5" w:color="CAD7EA"/>
-          <w:insideH w:val="single" w:sz="5" w:color="CAD7EA"/>
-          <w:insideV w:val="single" w:sz="5" w:color="CAD7EA"/>
-        </w:tblBorders>
-      </w:tblPr>
-      <w:tblGrid>
-        <w:gridCol w:w="2677"/>
-        <w:gridCol w:w="2677"/>
-        <w:gridCol w:w="2677"/>
-        <w:gridCol w:w="2677"/>
-      </w:tblGrid>
-      <w:tr>
-        <w:tc>
-          <w:tcPr>
-            <w:tcW w:type="dxa" w:w="2677"/>
-            <w:shd w:fill="F2E8FF"/>
-            <w:vAlign w:val="center"/>
-          </w:tcPr>
-          <w:p>
-            <w:pPr>
-              <w:jc w:val="center"/>
-            </w:pPr>
-            <w:r>
-              <w:rPr>
-                <w:b/>
-              </w:rPr>
-              <w:t>Excellent</w:t>
-            </w:r>
-          </w:p>
-        </w:tc>
-        <w:tc>
-          <w:tcPr>
-            <w:tcW w:type="dxa" w:w="2677"/>
-            <w:shd w:fill="E8F5E9"/>
-            <w:vAlign w:val="center"/>
-          </w:tcPr>
-          <w:p>
-            <w:pPr>
-              <w:jc w:val="center"/>
-            </w:pPr>
-            <w:r>
-              <w:rPr>
-                <w:b/>
-              </w:rPr>
-              <w:t>Réussi</w:t>
-            </w:r>
-          </w:p>
-        </w:tc>
-        <w:tc>
-          <w:tcPr>
-            <w:tcW w:type="dxa" w:w="2677"/>
-            <w:shd w:fill="FFF4CC"/>
-            <w:vAlign w:val="center"/>
-          </w:tcPr>
-          <w:p>
-            <w:pPr>
-              <w:jc w:val="center"/>
-            </w:pPr>
-            <w:r>
-              <w:rPr>
-                <w:b/>
-              </w:rPr>
-              <w:t>En progrès</w:t>
-            </w:r>
-          </w:p>
-        </w:tc>
-        <w:tc>
-          <w:tcPr>
-            <w:tcW w:type="dxa" w:w="2677"/>
-            <w:shd w:fill="FDECEC"/>
-            <w:vAlign w:val="center"/>
-          </w:tcPr>
-          <w:p>
-            <w:pPr>
-              <w:jc w:val="center"/>
-            </w:pPr>
-            <w:r>
-              <w:rPr>
-                <w:b/>
-              </w:rPr>
-              <w:t>À revoir</w:t>
-            </w:r>
-          </w:p>
-        </w:tc>
-      </w:tr>
-    </w:tbl>
-    <w:p/>
-    <w:p>
-      <w:pPr>
-        <w:pStyle w:val="Heading1"/>
-      </w:pPr>
-      <w:r>
-        <w:t>Texte support</w:t>
-      </w:r>
-    </w:p>
-    <w:tbl>
-      <w:tblPr>
-        <w:tblW w:type="auto" w:w="0"/>
-        <w:tblLayout w:type="autofit"/>
-        <w:tblLook w:firstColumn="1" w:firstRow="1" w:lastColumn="0" w:lastRow="0" w:noHBand="0" w:noVBand="1" w:val="04A0"/>
-        <w:tblBorders>
-          <w:top w:val="single" w:sz="5" w:color="CAD7EA"/>
-          <w:left w:val="single" w:sz="5" w:color="CAD7EA"/>
-          <w:bottom w:val="single" w:sz="5" w:color="CAD7EA"/>
-          <w:right w:val="single" w:sz="5" w:color="CAD7EA"/>
-          <w:insideH w:val="single" w:sz="5" w:color="CAD7EA"/>
-          <w:insideV w:val="single" w:sz="5" w:color="CAD7EA"/>
-        </w:tblBorders>
-      </w:tblPr>
-      <w:tblGrid>
-        <w:gridCol w:w="10710"/>
-      </w:tblGrid>
-      <w:tr>
-        <w:tc>
-          <w:tcPr>
-            <w:tcW w:type="dxa" w:w="10710"/>
-            <w:shd w:fill="F4F7FB"/>
-            <w:tcMar>
-              <w:top w:w="120" w:type="dxa"/>
-              <w:start w:w="140" w:type="dxa"/>
-              <w:bottom w:w="120" w:type="dxa"/>
-              <w:end w:w="140" w:type="dxa"/>
-            </w:tcMar>
-          </w:tcPr>
-          <w:p>
-            <w:r>
-              <w:t>Hier, la classe a présenté son exposition. Les élèves avaient préparé les panneaux depuis plusieurs jours. Quand les familles sont arrivées, chacun a expliqué son travail. La salle était animée et les visiteurs ont posé beaucoup de questions.</w:t>
+              <w:t>Date : __________________</w:t>
             </w:r>
           </w:p>
         </w:tc>
@@ -237,842 +62,81 @@
     </w:tbl>
     <w:tbl>
       <w:tblPr>
+        <w:tblStyle w:val="TableGrid"/>
         <w:tblW w:type="auto" w:w="0"/>
-        <w:tblLayout w:type="autofit"/>
+        <w:jc w:val="center"/>
         <w:tblLook w:firstColumn="1" w:firstRow="1" w:lastColumn="0" w:lastRow="0" w:noHBand="0" w:noVBand="1" w:val="04A0"/>
-        <w:tblBorders>
-          <w:top w:val="single" w:sz="5" w:color="CAD7EA"/>
-          <w:left w:val="single" w:sz="5" w:color="CAD7EA"/>
-          <w:bottom w:val="single" w:sz="5" w:color="CAD7EA"/>
-          <w:right w:val="single" w:sz="5" w:color="CAD7EA"/>
-          <w:insideH w:val="single" w:sz="5" w:color="CAD7EA"/>
-          <w:insideV w:val="single" w:sz="5" w:color="CAD7EA"/>
-        </w:tblBorders>
       </w:tblPr>
       <w:tblGrid>
-        <w:gridCol w:w="10710"/>
+        <w:gridCol w:w="10652"/>
       </w:tblGrid>
       <w:tr>
         <w:tc>
           <w:tcPr>
-            <w:tcW w:type="dxa" w:w="10710"/>
-            <w:shd w:fill="EEF4FF"/>
-            <w:tcMar>
-              <w:top w:w="65" w:type="dxa"/>
-              <w:start w:w="100" w:type="dxa"/>
-              <w:bottom w:w="65" w:type="dxa"/>
-              <w:end w:w="100" w:type="dxa"/>
-            </w:tcMar>
+            <w:tcW w:type="dxa" w:w="10652"/>
+            <w:shd w:fill="EDE7F6"/>
           </w:tcPr>
           <w:p>
             <w:r>
               <w:rPr>
                 <w:b/>
-                <w:color w:val="163A6B"/>
               </w:rPr>
-              <w:t>1. GRA-P5-01 — Analyser une phrase simple</w:t>
+              <w:t>🆕 1. Accorder le sujet et le verbe</w:t>
             </w:r>
           </w:p>
         </w:tc>
       </w:tr>
     </w:tbl>
     <w:p>
-      <w:pPr>
-        <w:ind w:left="85"/>
-      </w:pPr>
       <w:r>
-        <w:t>D/R — Dans « Les visiteurs ont posé beaucoup de questions », repère le sujet et le verbe, puis remplace le sujet par « Un visiteur » et réécris.</w:t>
+        <w:t>Transforme les phrases en respectant l’accord sujet-verbe.</w:t>
       </w:r>
     </w:p>
     <w:p>
-      <w:pPr>
-        <w:spacing w:after="40"/>
-      </w:pPr>
       <w:r>
-        <w:t>________________________________________________________________________________</w:t>
+        <w:t>• Le garçon joue dans la cour. → Les garçons ________________________________</w:t>
       </w:r>
     </w:p>
     <w:p>
-      <w:pPr>
-        <w:spacing w:after="40"/>
-      </w:pPr>
       <w:r>
-        <w:t>________________________________________________________________________________</w:t>
+        <w:t>• Les élèves préparent leur travail. → L’élève ________________________________</w:t>
       </w:r>
     </w:p>
     <w:tbl>
       <w:tblPr>
+        <w:tblStyle w:val="TableGrid"/>
         <w:tblW w:type="auto" w:w="0"/>
-        <w:tblLayout w:type="autofit"/>
+        <w:jc w:val="center"/>
         <w:tblLook w:firstColumn="1" w:firstRow="1" w:lastColumn="0" w:lastRow="0" w:noHBand="0" w:noVBand="1" w:val="04A0"/>
-        <w:tblBorders>
-          <w:top w:val="single" w:sz="5" w:color="CAD7EA"/>
-          <w:left w:val="single" w:sz="5" w:color="CAD7EA"/>
-          <w:bottom w:val="single" w:sz="5" w:color="CAD7EA"/>
-          <w:right w:val="single" w:sz="5" w:color="CAD7EA"/>
-          <w:insideH w:val="single" w:sz="5" w:color="CAD7EA"/>
-          <w:insideV w:val="single" w:sz="5" w:color="CAD7EA"/>
-        </w:tblBorders>
       </w:tblPr>
       <w:tblGrid>
-        <w:gridCol w:w="10710"/>
+        <w:gridCol w:w="10652"/>
       </w:tblGrid>
       <w:tr>
         <w:tc>
           <w:tcPr>
-            <w:tcW w:type="dxa" w:w="10710"/>
-            <w:shd w:fill="EEF4FF"/>
-            <w:tcMar>
-              <w:top w:w="65" w:type="dxa"/>
-              <w:start w:w="100" w:type="dxa"/>
-              <w:bottom w:w="65" w:type="dxa"/>
-              <w:end w:w="100" w:type="dxa"/>
-            </w:tcMar>
+            <w:tcW w:type="dxa" w:w="10652"/>
+            <w:shd w:fill="EDE7F6"/>
           </w:tcPr>
           <w:p>
             <w:r>
               <w:rPr>
                 <w:b/>
-                <w:color w:val="163A6B"/>
               </w:rPr>
-              <w:t>2. GRA-P5-02 — Reconnaître les classes de mots étudiées</w:t>
+              <w:t>🆕 2. Réviser puis améliorer un texte</w:t>
             </w:r>
           </w:p>
         </w:tc>
       </w:tr>
     </w:tbl>
     <w:p>
-      <w:pPr>
-        <w:ind w:left="85"/>
-      </w:pPr>
       <w:r>
-        <w:t>R — Dans « La salle était animée », remplace successivement le déterminant, le nom et l’adjectif par des mots de même classe.</w:t>
-      </w:r>
-    </w:p>
-    <w:p>
-      <w:pPr>
-        <w:spacing w:after="40"/>
-      </w:pPr>
-      <w:r>
-        <w:t>________________________________________________________________________________</w:t>
-      </w:r>
-    </w:p>
-    <w:p>
-      <w:pPr>
-        <w:spacing w:after="40"/>
-      </w:pPr>
-      <w:r>
-        <w:t>________________________________________________________________________________</w:t>
-      </w:r>
-    </w:p>
-    <w:tbl>
-      <w:tblPr>
-        <w:tblW w:type="auto" w:w="0"/>
-        <w:tblLayout w:type="autofit"/>
-        <w:tblLook w:firstColumn="1" w:firstRow="1" w:lastColumn="0" w:lastRow="0" w:noHBand="0" w:noVBand="1" w:val="04A0"/>
-        <w:tblBorders>
-          <w:top w:val="single" w:sz="5" w:color="CAD7EA"/>
-          <w:left w:val="single" w:sz="5" w:color="CAD7EA"/>
-          <w:bottom w:val="single" w:sz="5" w:color="CAD7EA"/>
-          <w:right w:val="single" w:sz="5" w:color="CAD7EA"/>
-          <w:insideH w:val="single" w:sz="5" w:color="CAD7EA"/>
-          <w:insideV w:val="single" w:sz="5" w:color="CAD7EA"/>
-        </w:tblBorders>
-      </w:tblPr>
-      <w:tblGrid>
-        <w:gridCol w:w="10710"/>
-      </w:tblGrid>
-      <w:tr>
-        <w:tc>
-          <w:tcPr>
-            <w:tcW w:type="dxa" w:w="10710"/>
-            <w:shd w:fill="EEF4FF"/>
-            <w:tcMar>
-              <w:top w:w="65" w:type="dxa"/>
-              <w:start w:w="100" w:type="dxa"/>
-              <w:bottom w:w="65" w:type="dxa"/>
-              <w:end w:w="100" w:type="dxa"/>
-            </w:tcMar>
-          </w:tcPr>
-          <w:p>
-            <w:r>
-              <w:rPr>
-                <w:b/>
-                <w:color w:val="163A6B"/>
-              </w:rPr>
-              <w:t>3. GRA-P5-03 — Enrichir ou réduire une phrase</w:t>
-            </w:r>
-          </w:p>
-        </w:tc>
-      </w:tr>
-    </w:tbl>
-    <w:p>
-      <w:pPr>
-        <w:ind w:left="85"/>
-      </w:pPr>
-      <w:r>
-        <w:t>A puis S — Pars de « Les élèves présentent. » : enrichis la phrase avec deux précisions, puis supprime une précision sans casser la phrase.</w:t>
-      </w:r>
-    </w:p>
-    <w:p>
-      <w:pPr>
-        <w:spacing w:after="40"/>
-      </w:pPr>
-      <w:r>
-        <w:t>________________________________________________________________________________</w:t>
-      </w:r>
-    </w:p>
-    <w:p>
-      <w:pPr>
-        <w:spacing w:after="40"/>
-      </w:pPr>
-      <w:r>
-        <w:t>________________________________________________________________________________</w:t>
-      </w:r>
-    </w:p>
-    <w:p>
-      <w:pPr>
-        <w:spacing w:after="40"/>
-      </w:pPr>
-      <w:r>
-        <w:t>________________________________________________________________________________</w:t>
-      </w:r>
-    </w:p>
-    <w:tbl>
-      <w:tblPr>
-        <w:tblW w:type="auto" w:w="0"/>
-        <w:tblLayout w:type="autofit"/>
-        <w:tblLook w:firstColumn="1" w:firstRow="1" w:lastColumn="0" w:lastRow="0" w:noHBand="0" w:noVBand="1" w:val="04A0"/>
-        <w:tblBorders>
-          <w:top w:val="single" w:sz="5" w:color="CAD7EA"/>
-          <w:left w:val="single" w:sz="5" w:color="CAD7EA"/>
-          <w:bottom w:val="single" w:sz="5" w:color="CAD7EA"/>
-          <w:right w:val="single" w:sz="5" w:color="CAD7EA"/>
-          <w:insideH w:val="single" w:sz="5" w:color="CAD7EA"/>
-          <w:insideV w:val="single" w:sz="5" w:color="CAD7EA"/>
-        </w:tblBorders>
-      </w:tblPr>
-      <w:tblGrid>
-        <w:gridCol w:w="10710"/>
-      </w:tblGrid>
-      <w:tr>
-        <w:tc>
-          <w:tcPr>
-            <w:tcW w:type="dxa" w:w="10710"/>
-            <w:shd w:fill="EEF4FF"/>
-            <w:tcMar>
-              <w:top w:w="65" w:type="dxa"/>
-              <w:start w:w="100" w:type="dxa"/>
-              <w:bottom w:w="65" w:type="dxa"/>
-              <w:end w:w="100" w:type="dxa"/>
-            </w:tcMar>
-          </w:tcPr>
-          <w:p>
-            <w:r>
-              <w:rPr>
-                <w:b/>
-                <w:color w:val="163A6B"/>
-              </w:rPr>
-              <w:t>4. CONJ-P5-01 — Identifier le passé composé</w:t>
-            </w:r>
-          </w:p>
-        </w:tc>
-      </w:tr>
-    </w:tbl>
-    <w:p>
-      <w:pPr>
-        <w:ind w:left="85"/>
-      </w:pPr>
-      <w:r>
-        <w:t>R — Recopie trois verbes au passé composé du texte et remplace chacun par son infinitif.</w:t>
-      </w:r>
-    </w:p>
-    <w:p>
-      <w:pPr>
-        <w:spacing w:after="40"/>
-      </w:pPr>
-      <w:r>
-        <w:t>________________________________________________________________________________</w:t>
-      </w:r>
-    </w:p>
-    <w:p>
-      <w:pPr>
-        <w:spacing w:after="40"/>
-      </w:pPr>
-      <w:r>
-        <w:t>________________________________________________________________________________</w:t>
-      </w:r>
-    </w:p>
-    <w:tbl>
-      <w:tblPr>
-        <w:tblW w:type="auto" w:w="0"/>
-        <w:tblLayout w:type="autofit"/>
-        <w:tblLook w:firstColumn="1" w:firstRow="1" w:lastColumn="0" w:lastRow="0" w:noHBand="0" w:noVBand="1" w:val="04A0"/>
-        <w:tblBorders>
-          <w:top w:val="single" w:sz="5" w:color="CAD7EA"/>
-          <w:left w:val="single" w:sz="5" w:color="CAD7EA"/>
-          <w:bottom w:val="single" w:sz="5" w:color="CAD7EA"/>
-          <w:right w:val="single" w:sz="5" w:color="CAD7EA"/>
-          <w:insideH w:val="single" w:sz="5" w:color="CAD7EA"/>
-          <w:insideV w:val="single" w:sz="5" w:color="CAD7EA"/>
-        </w:tblBorders>
-      </w:tblPr>
-      <w:tblGrid>
-        <w:gridCol w:w="10710"/>
-      </w:tblGrid>
-      <w:tr>
-        <w:tc>
-          <w:tcPr>
-            <w:tcW w:type="dxa" w:w="10710"/>
-            <w:shd w:fill="EEF4FF"/>
-            <w:tcMar>
-              <w:top w:w="65" w:type="dxa"/>
-              <w:start w:w="100" w:type="dxa"/>
-              <w:bottom w:w="65" w:type="dxa"/>
-              <w:end w:w="100" w:type="dxa"/>
-            </w:tcMar>
-          </w:tcPr>
-          <w:p>
-            <w:r>
-              <w:rPr>
-                <w:b/>
-                <w:color w:val="163A6B"/>
-              </w:rPr>
-              <w:t>5. CONJ-P5-02 — Conjuguer les verbes en -er au passé composé</w:t>
-            </w:r>
-          </w:p>
-        </w:tc>
-      </w:tr>
-    </w:tbl>
-    <w:p>
-      <w:pPr>
-        <w:ind w:left="85"/>
-      </w:pPr>
-      <w:r>
-        <w:t>R — « La classe a présenté son exposition » : remplace le sujet par « Nous », puis par « Les classes ».</w:t>
-      </w:r>
-    </w:p>
-    <w:p>
-      <w:pPr>
-        <w:spacing w:after="40"/>
-      </w:pPr>
-      <w:r>
-        <w:t>________________________________________________________________________________</w:t>
-      </w:r>
-    </w:p>
-    <w:p>
-      <w:pPr>
-        <w:spacing w:after="40"/>
-      </w:pPr>
-      <w:r>
-        <w:t>________________________________________________________________________________</w:t>
-      </w:r>
-    </w:p>
-    <w:tbl>
-      <w:tblPr>
-        <w:tblW w:type="auto" w:w="0"/>
-        <w:tblLayout w:type="autofit"/>
-        <w:tblLook w:firstColumn="1" w:firstRow="1" w:lastColumn="0" w:lastRow="0" w:noHBand="0" w:noVBand="1" w:val="04A0"/>
-        <w:tblBorders>
-          <w:top w:val="single" w:sz="5" w:color="CAD7EA"/>
-          <w:left w:val="single" w:sz="5" w:color="CAD7EA"/>
-          <w:bottom w:val="single" w:sz="5" w:color="CAD7EA"/>
-          <w:right w:val="single" w:sz="5" w:color="CAD7EA"/>
-          <w:insideH w:val="single" w:sz="5" w:color="CAD7EA"/>
-          <w:insideV w:val="single" w:sz="5" w:color="CAD7EA"/>
-        </w:tblBorders>
-      </w:tblPr>
-      <w:tblGrid>
-        <w:gridCol w:w="10710"/>
-      </w:tblGrid>
-      <w:tr>
-        <w:tc>
-          <w:tcPr>
-            <w:tcW w:type="dxa" w:w="10710"/>
-            <w:shd w:fill="EEF4FF"/>
-            <w:tcMar>
-              <w:top w:w="65" w:type="dxa"/>
-              <w:start w:w="100" w:type="dxa"/>
-              <w:bottom w:w="65" w:type="dxa"/>
-              <w:end w:w="100" w:type="dxa"/>
-            </w:tcMar>
-          </w:tcPr>
-          <w:p>
-            <w:r>
-              <w:rPr>
-                <w:b/>
-                <w:color w:val="163A6B"/>
-              </w:rPr>
-              <w:t>6. CONJ-P5-03 — Choisir entre imparfait et passé composé</w:t>
-            </w:r>
-          </w:p>
-        </w:tc>
-      </w:tr>
-    </w:tbl>
-    <w:p>
-      <w:pPr>
-        <w:ind w:left="85"/>
-      </w:pPr>
-      <w:r>
-        <w:t>R — Complète en choisissant le temps qui convient : « La salle (être) calme quand les familles (arriver). » Puis explique ce que chaque temps exprime.</w:t>
-      </w:r>
-    </w:p>
-    <w:p>
-      <w:pPr>
-        <w:spacing w:after="40"/>
-      </w:pPr>
-      <w:r>
-        <w:t>________________________________________________________________________________</w:t>
-      </w:r>
-    </w:p>
-    <w:p>
-      <w:pPr>
-        <w:spacing w:after="40"/>
-      </w:pPr>
-      <w:r>
-        <w:t>________________________________________________________________________________</w:t>
-      </w:r>
-    </w:p>
-    <w:tbl>
-      <w:tblPr>
-        <w:tblW w:type="auto" w:w="0"/>
-        <w:tblLayout w:type="autofit"/>
-        <w:tblLook w:firstColumn="1" w:firstRow="1" w:lastColumn="0" w:lastRow="0" w:noHBand="0" w:noVBand="1" w:val="04A0"/>
-        <w:tblBorders>
-          <w:top w:val="single" w:sz="5" w:color="CAD7EA"/>
-          <w:left w:val="single" w:sz="5" w:color="CAD7EA"/>
-          <w:bottom w:val="single" w:sz="5" w:color="CAD7EA"/>
-          <w:right w:val="single" w:sz="5" w:color="CAD7EA"/>
-          <w:insideH w:val="single" w:sz="5" w:color="CAD7EA"/>
-          <w:insideV w:val="single" w:sz="5" w:color="CAD7EA"/>
-        </w:tblBorders>
-      </w:tblPr>
-      <w:tblGrid>
-        <w:gridCol w:w="10710"/>
-      </w:tblGrid>
-      <w:tr>
-        <w:tc>
-          <w:tcPr>
-            <w:tcW w:type="dxa" w:w="10710"/>
-            <w:shd w:fill="EEF4FF"/>
-            <w:tcMar>
-              <w:top w:w="65" w:type="dxa"/>
-              <w:start w:w="100" w:type="dxa"/>
-              <w:bottom w:w="65" w:type="dxa"/>
-              <w:end w:w="100" w:type="dxa"/>
-            </w:tcMar>
-          </w:tcPr>
-          <w:p>
-            <w:r>
-              <w:rPr>
-                <w:b/>
-                <w:color w:val="163A6B"/>
-              </w:rPr>
-              <w:t>7. ORT-P5-01 — Accorder le sujet et le verbe</w:t>
-            </w:r>
-          </w:p>
-        </w:tc>
-      </w:tr>
-    </w:tbl>
-    <w:p>
-      <w:pPr>
-        <w:ind w:left="85"/>
-      </w:pPr>
-      <w:r>
-        <w:t>R — Transforme « L’élève explique son travail » avec le sujet « Les élèves », puis « Nous ».</w:t>
-      </w:r>
-    </w:p>
-    <w:p>
-      <w:pPr>
-        <w:spacing w:after="40"/>
-      </w:pPr>
-      <w:r>
-        <w:t>________________________________________________________________________________</w:t>
-      </w:r>
-    </w:p>
-    <w:p>
-      <w:pPr>
-        <w:spacing w:after="40"/>
-      </w:pPr>
-      <w:r>
-        <w:t>________________________________________________________________________________</w:t>
-      </w:r>
-    </w:p>
-    <w:tbl>
-      <w:tblPr>
-        <w:tblW w:type="auto" w:w="0"/>
-        <w:tblLayout w:type="autofit"/>
-        <w:tblLook w:firstColumn="1" w:firstRow="1" w:lastColumn="0" w:lastRow="0" w:noHBand="0" w:noVBand="1" w:val="04A0"/>
-        <w:tblBorders>
-          <w:top w:val="single" w:sz="5" w:color="CAD7EA"/>
-          <w:left w:val="single" w:sz="5" w:color="CAD7EA"/>
-          <w:bottom w:val="single" w:sz="5" w:color="CAD7EA"/>
-          <w:right w:val="single" w:sz="5" w:color="CAD7EA"/>
-          <w:insideH w:val="single" w:sz="5" w:color="CAD7EA"/>
-          <w:insideV w:val="single" w:sz="5" w:color="CAD7EA"/>
-        </w:tblBorders>
-      </w:tblPr>
-      <w:tblGrid>
-        <w:gridCol w:w="10710"/>
-      </w:tblGrid>
-      <w:tr>
-        <w:tc>
-          <w:tcPr>
-            <w:tcW w:type="dxa" w:w="10710"/>
-            <w:shd w:fill="EEF4FF"/>
-            <w:tcMar>
-              <w:top w:w="65" w:type="dxa"/>
-              <w:start w:w="100" w:type="dxa"/>
-              <w:bottom w:w="65" w:type="dxa"/>
-              <w:end w:w="100" w:type="dxa"/>
-            </w:tcMar>
-          </w:tcPr>
-          <w:p>
-            <w:r>
-              <w:rPr>
-                <w:b/>
-                <w:color w:val="163A6B"/>
-              </w:rPr>
-              <w:t>8. ORT-P5-02 — Réaliser les accords dans la phrase</w:t>
-            </w:r>
-          </w:p>
-        </w:tc>
-      </w:tr>
-    </w:tbl>
-    <w:p>
-      <w:pPr>
-        <w:ind w:left="85"/>
-      </w:pPr>
-      <w:r>
-        <w:t>R — Mets au pluriel : « Le petit panneau coloré est accroché. » Modifie tous les accords nécessaires.</w:t>
-      </w:r>
-    </w:p>
-    <w:p>
-      <w:pPr>
-        <w:spacing w:after="40"/>
-      </w:pPr>
-      <w:r>
-        <w:t>________________________________________________________________________________</w:t>
-      </w:r>
-    </w:p>
-    <w:p>
-      <w:pPr>
-        <w:spacing w:after="40"/>
-      </w:pPr>
-      <w:r>
-        <w:t>________________________________________________________________________________</w:t>
-      </w:r>
-    </w:p>
-    <w:tbl>
-      <w:tblPr>
-        <w:tblW w:type="auto" w:w="0"/>
-        <w:tblLayout w:type="autofit"/>
-        <w:tblLook w:firstColumn="1" w:firstRow="1" w:lastColumn="0" w:lastRow="0" w:noHBand="0" w:noVBand="1" w:val="04A0"/>
-        <w:tblBorders>
-          <w:top w:val="single" w:sz="5" w:color="CAD7EA"/>
-          <w:left w:val="single" w:sz="5" w:color="CAD7EA"/>
-          <w:bottom w:val="single" w:sz="5" w:color="CAD7EA"/>
-          <w:right w:val="single" w:sz="5" w:color="CAD7EA"/>
-          <w:insideH w:val="single" w:sz="5" w:color="CAD7EA"/>
-          <w:insideV w:val="single" w:sz="5" w:color="CAD7EA"/>
-        </w:tblBorders>
-      </w:tblPr>
-      <w:tblGrid>
-        <w:gridCol w:w="10710"/>
-      </w:tblGrid>
-      <w:tr>
-        <w:tc>
-          <w:tcPr>
-            <w:tcW w:type="dxa" w:w="10710"/>
-            <w:shd w:fill="EEF4FF"/>
-            <w:tcMar>
-              <w:top w:w="65" w:type="dxa"/>
-              <w:start w:w="100" w:type="dxa"/>
-              <w:bottom w:w="65" w:type="dxa"/>
-              <w:end w:w="100" w:type="dxa"/>
-            </w:tcMar>
-          </w:tcPr>
-          <w:p>
-            <w:r>
-              <w:rPr>
-                <w:b/>
-                <w:color w:val="163A6B"/>
-              </w:rPr>
-              <w:t>9. ORT-P5-05 — Relire une dictée de manière méthodique</w:t>
-            </w:r>
-          </w:p>
-        </w:tc>
-      </w:tr>
-    </w:tbl>
-    <w:p>
-      <w:pPr>
-        <w:ind w:left="85"/>
-      </w:pPr>
-      <w:r>
-        <w:t>DRAS + relecture — Corrige : « les visiteur son arriver. ils regarde les grand panneau coloré et pose des question. » Recopie le texte corrigé.</w:t>
-      </w:r>
-    </w:p>
-    <w:p>
-      <w:pPr>
-        <w:spacing w:after="40"/>
-      </w:pPr>
-      <w:r>
-        <w:t>________________________________________________________________________________</w:t>
-      </w:r>
-    </w:p>
-    <w:p>
-      <w:pPr>
-        <w:spacing w:after="40"/>
-      </w:pPr>
-      <w:r>
-        <w:t>________________________________________________________________________________</w:t>
-      </w:r>
-    </w:p>
-    <w:p>
-      <w:pPr>
-        <w:spacing w:after="40"/>
-      </w:pPr>
-      <w:r>
-        <w:t>________________________________________________________________________________</w:t>
-      </w:r>
-    </w:p>
-    <w:tbl>
-      <w:tblPr>
-        <w:tblW w:type="auto" w:w="0"/>
-        <w:tblLayout w:type="autofit"/>
-        <w:tblLook w:firstColumn="1" w:firstRow="1" w:lastColumn="0" w:lastRow="0" w:noHBand="0" w:noVBand="1" w:val="04A0"/>
-        <w:tblBorders>
-          <w:top w:val="single" w:sz="5" w:color="CAD7EA"/>
-          <w:left w:val="single" w:sz="5" w:color="CAD7EA"/>
-          <w:bottom w:val="single" w:sz="5" w:color="CAD7EA"/>
-          <w:right w:val="single" w:sz="5" w:color="CAD7EA"/>
-          <w:insideH w:val="single" w:sz="5" w:color="CAD7EA"/>
-          <w:insideV w:val="single" w:sz="5" w:color="CAD7EA"/>
-        </w:tblBorders>
-      </w:tblPr>
-      <w:tblGrid>
-        <w:gridCol w:w="10710"/>
-      </w:tblGrid>
-      <w:tr>
-        <w:tc>
-          <w:tcPr>
-            <w:tcW w:type="dxa" w:w="10710"/>
-            <w:shd w:fill="EEF4FF"/>
-            <w:tcMar>
-              <w:top w:w="65" w:type="dxa"/>
-              <w:start w:w="100" w:type="dxa"/>
-              <w:bottom w:w="65" w:type="dxa"/>
-              <w:end w:w="100" w:type="dxa"/>
-            </w:tcMar>
-          </w:tcPr>
-          <w:p>
-            <w:r>
-              <w:rPr>
-                <w:b/>
-                <w:color w:val="163A6B"/>
-              </w:rPr>
-              <w:t>10. VOC-P5-01 — Réinvestir un réseau lexical</w:t>
-            </w:r>
-          </w:p>
-        </w:tc>
-      </w:tr>
-    </w:tbl>
-    <w:p>
-      <w:pPr>
-        <w:ind w:left="85"/>
-      </w:pPr>
-      <w:r>
-        <w:t>A — Ajoute cinq mots précis appartenant au réseau lexical d’une exposition ou d’une présentation.</w:t>
-      </w:r>
-    </w:p>
-    <w:p>
-      <w:pPr>
-        <w:spacing w:after="40"/>
-      </w:pPr>
-      <w:r>
-        <w:t>________________________________________________________________________________</w:t>
-      </w:r>
-    </w:p>
-    <w:p>
-      <w:pPr>
-        <w:spacing w:after="40"/>
-      </w:pPr>
-      <w:r>
-        <w:t>________________________________________________________________________________</w:t>
-      </w:r>
-    </w:p>
-    <w:tbl>
-      <w:tblPr>
-        <w:tblW w:type="auto" w:w="0"/>
-        <w:tblLayout w:type="autofit"/>
-        <w:tblLook w:firstColumn="1" w:firstRow="1" w:lastColumn="0" w:lastRow="0" w:noHBand="0" w:noVBand="1" w:val="04A0"/>
-        <w:tblBorders>
-          <w:top w:val="single" w:sz="5" w:color="CAD7EA"/>
-          <w:left w:val="single" w:sz="5" w:color="CAD7EA"/>
-          <w:bottom w:val="single" w:sz="5" w:color="CAD7EA"/>
-          <w:right w:val="single" w:sz="5" w:color="CAD7EA"/>
-          <w:insideH w:val="single" w:sz="5" w:color="CAD7EA"/>
-          <w:insideV w:val="single" w:sz="5" w:color="CAD7EA"/>
-        </w:tblBorders>
-      </w:tblPr>
-      <w:tblGrid>
-        <w:gridCol w:w="10710"/>
-      </w:tblGrid>
-      <w:tr>
-        <w:tc>
-          <w:tcPr>
-            <w:tcW w:type="dxa" w:w="10710"/>
-            <w:shd w:fill="EEF4FF"/>
-            <w:tcMar>
-              <w:top w:w="65" w:type="dxa"/>
-              <w:start w:w="100" w:type="dxa"/>
-              <w:bottom w:w="65" w:type="dxa"/>
-              <w:end w:w="100" w:type="dxa"/>
-            </w:tcMar>
-          </w:tcPr>
-          <w:p>
-            <w:r>
-              <w:rPr>
-                <w:b/>
-                <w:color w:val="163A6B"/>
-              </w:rPr>
-              <w:t>11. VOC-P5-02 — Utiliser la morphologie pour comprendre un mot</w:t>
-            </w:r>
-          </w:p>
-        </w:tc>
-      </w:tr>
-    </w:tbl>
-    <w:p>
-      <w:pPr>
-        <w:ind w:left="85"/>
-      </w:pPr>
-      <w:r>
-        <w:t>R/A — À partir de « présenter », explique « présentation » en t’appuyant sur le mot de base, puis propose un autre mot de la même famille.</w:t>
-      </w:r>
-    </w:p>
-    <w:p>
-      <w:pPr>
-        <w:spacing w:after="40"/>
-      </w:pPr>
-      <w:r>
-        <w:t>________________________________________________________________________________</w:t>
-      </w:r>
-    </w:p>
-    <w:p>
-      <w:pPr>
-        <w:spacing w:after="40"/>
-      </w:pPr>
-      <w:r>
-        <w:t>________________________________________________________________________________</w:t>
-      </w:r>
-    </w:p>
-    <w:tbl>
-      <w:tblPr>
-        <w:tblW w:type="auto" w:w="0"/>
-        <w:tblLayout w:type="autofit"/>
-        <w:tblLook w:firstColumn="1" w:firstRow="1" w:lastColumn="0" w:lastRow="0" w:noHBand="0" w:noVBand="1" w:val="04A0"/>
-        <w:tblBorders>
-          <w:top w:val="single" w:sz="5" w:color="CAD7EA"/>
-          <w:left w:val="single" w:sz="5" w:color="CAD7EA"/>
-          <w:bottom w:val="single" w:sz="5" w:color="CAD7EA"/>
-          <w:right w:val="single" w:sz="5" w:color="CAD7EA"/>
-          <w:insideH w:val="single" w:sz="5" w:color="CAD7EA"/>
-          <w:insideV w:val="single" w:sz="5" w:color="CAD7EA"/>
-        </w:tblBorders>
-      </w:tblPr>
-      <w:tblGrid>
-        <w:gridCol w:w="10710"/>
-      </w:tblGrid>
-      <w:tr>
-        <w:tc>
-          <w:tcPr>
-            <w:tcW w:type="dxa" w:w="10710"/>
-            <w:shd w:fill="EEF4FF"/>
-            <w:tcMar>
-              <w:top w:w="65" w:type="dxa"/>
-              <w:start w:w="100" w:type="dxa"/>
-              <w:bottom w:w="65" w:type="dxa"/>
-              <w:end w:w="100" w:type="dxa"/>
-            </w:tcMar>
-          </w:tcPr>
-          <w:p>
-            <w:r>
-              <w:rPr>
-                <w:b/>
-                <w:color w:val="163A6B"/>
-              </w:rPr>
-              <w:t>12. VOC-P5-03 — Catégoriser des mots</w:t>
-            </w:r>
-          </w:p>
-        </w:tc>
-      </w:tr>
-    </w:tbl>
-    <w:p>
-      <w:pPr>
-        <w:ind w:left="85"/>
-      </w:pPr>
-      <w:r>
-        <w:t>D — Classe : exposition, expliquer, panneau, curieux, présenter, visiteur, attentif, questionner dans quatre catégories : noms, verbes, adjectifs, autres.</w:t>
-      </w:r>
-    </w:p>
-    <w:p>
-      <w:pPr>
-        <w:spacing w:after="40"/>
-      </w:pPr>
-      <w:r>
-        <w:t>________________________________________________________________________________</w:t>
-      </w:r>
-    </w:p>
-    <w:p>
-      <w:pPr>
-        <w:spacing w:after="40"/>
-      </w:pPr>
-      <w:r>
-        <w:t>________________________________________________________________________________</w:t>
-      </w:r>
-    </w:p>
-    <w:p>
-      <w:pPr>
-        <w:spacing w:after="40"/>
-      </w:pPr>
-      <w:r>
-        <w:t>________________________________________________________________________________</w:t>
+        <w:t>Lis puis améliore ce petit texte. Corrige ce qui doit l’être et ajoute une précision utile.</w:t>
       </w:r>
     </w:p>
     <w:p>
       <w:r>
-        <w:br w:type="page"/>
-      </w:r>
-    </w:p>
-    <w:p>
-      <w:pPr>
-        <w:pStyle w:val="Heading1"/>
-      </w:pPr>
-      <w:r>
-        <w:t>Écriture — je réinvestis et j’améliore avec le DRAS</w:t>
-      </w:r>
-    </w:p>
-    <w:p>
-      <w:r>
-        <w:rPr>
-          <w:b/>
-        </w:rPr>
-        <w:t>13-14. ECR-P5-03 / ECR-P5-04 — Rédige un texte de 8 à 10 phrases organisé en au moins deux paragraphes pour raconter un événement passé de la classe. Puis révise-le avant de le considérer comme terminé.</w:t>
-      </w:r>
-    </w:p>
-    <w:p>
-      <w:r>
-        <w:t>• Choisis correctement entre imparfait et passé composé.</w:t>
-      </w:r>
-    </w:p>
-    <w:p>
-      <w:r>
-        <w:t>• Utilise un vocabulaire précis et vérifie les accords.</w:t>
-      </w:r>
-    </w:p>
-    <w:p>
-      <w:r>
-        <w:t>• Réalise au moins trois transformations DRAS, puis produis une version finale propre.</w:t>
+        <w:t>hier les enfants prépare une affiche. elle est joli et les parents regarde le travail</w:t>
       </w:r>
     </w:p>
     <w:p>
@@ -1090,182 +154,28 @@
         <w:t>________________________________________________________________________________</w:t>
       </w:r>
     </w:p>
-    <w:p>
-      <w:r>
-        <w:t>________________________________________________________________________________</w:t>
-      </w:r>
-    </w:p>
-    <w:p>
-      <w:r>
-        <w:t>________________________________________________________________________________</w:t>
-      </w:r>
-    </w:p>
-    <w:p>
-      <w:r>
-        <w:t>________________________________________________________________________________</w:t>
-      </w:r>
-    </w:p>
-    <w:p>
-      <w:r>
-        <w:t>________________________________________________________________________________</w:t>
-      </w:r>
-    </w:p>
-    <w:p>
-      <w:r>
-        <w:t>________________________________________________________________________________</w:t>
-      </w:r>
-    </w:p>
-    <w:p>
-      <w:r>
-        <w:t>________________________________________________________________________________</w:t>
-      </w:r>
-    </w:p>
-    <w:p>
-      <w:r>
-        <w:t>________________________________________________________________________________</w:t>
-      </w:r>
-    </w:p>
-    <w:p>
-      <w:r>
-        <w:t>________________________________________________________________________________</w:t>
-      </w:r>
-    </w:p>
-    <w:p>
-      <w:pPr>
-        <w:pStyle w:val="Heading2"/>
-      </w:pPr>
-      <w:r>
-        <w:t>Je fais apparaître au moins deux transformations DRAS</w:t>
-      </w:r>
-    </w:p>
     <w:tbl>
       <w:tblPr>
+        <w:tblStyle w:val="TableGrid"/>
         <w:tblW w:type="auto" w:w="0"/>
         <w:jc w:val="center"/>
         <w:tblLook w:firstColumn="1" w:firstRow="1" w:lastColumn="0" w:lastRow="0" w:noHBand="0" w:noVBand="1" w:val="04A0"/>
-        <w:tblBorders>
-          <w:top w:val="single" w:sz="5" w:color="CAD7EA"/>
-          <w:left w:val="single" w:sz="5" w:color="CAD7EA"/>
-          <w:bottom w:val="single" w:sz="5" w:color="CAD7EA"/>
-          <w:right w:val="single" w:sz="5" w:color="CAD7EA"/>
-          <w:insideH w:val="single" w:sz="5" w:color="CAD7EA"/>
-          <w:insideV w:val="single" w:sz="5" w:color="CAD7EA"/>
-        </w:tblBorders>
       </w:tblPr>
       <w:tblGrid>
-        <w:gridCol w:w="2677"/>
-        <w:gridCol w:w="2677"/>
-        <w:gridCol w:w="2677"/>
-        <w:gridCol w:w="2677"/>
+        <w:gridCol w:w="10652"/>
       </w:tblGrid>
       <w:tr>
         <w:tc>
           <w:tcPr>
-            <w:tcW w:type="dxa" w:w="2677"/>
-            <w:shd w:fill="EEE6FB"/>
+            <w:tcW w:type="dxa" w:w="10652"/>
+            <w:shd w:fill="F3F0FA"/>
           </w:tcPr>
           <w:p>
-            <w:pPr>
-              <w:jc w:val="center"/>
-            </w:pPr>
             <w:r>
               <w:rPr>
                 <w:b/>
               </w:rPr>
-              <w:t>D — Déplacer</w:t>
-            </w:r>
-          </w:p>
-        </w:tc>
-        <w:tc>
-          <w:tcPr>
-            <w:tcW w:type="dxa" w:w="2677"/>
-            <w:shd w:fill="EEE6FB"/>
-          </w:tcPr>
-          <w:p>
-            <w:pPr>
-              <w:jc w:val="center"/>
-            </w:pPr>
-            <w:r>
-              <w:rPr>
-                <w:b/>
-              </w:rPr>
-              <w:t>R — Remplacer</w:t>
-            </w:r>
-          </w:p>
-        </w:tc>
-        <w:tc>
-          <w:tcPr>
-            <w:tcW w:type="dxa" w:w="2677"/>
-            <w:shd w:fill="EEE6FB"/>
-          </w:tcPr>
-          <w:p>
-            <w:pPr>
-              <w:jc w:val="center"/>
-            </w:pPr>
-            <w:r>
-              <w:rPr>
-                <w:b/>
-              </w:rPr>
-              <w:t>A — Ajouter</w:t>
-            </w:r>
-          </w:p>
-        </w:tc>
-        <w:tc>
-          <w:tcPr>
-            <w:tcW w:type="dxa" w:w="2677"/>
-            <w:shd w:fill="EEE6FB"/>
-          </w:tcPr>
-          <w:p>
-            <w:pPr>
-              <w:jc w:val="center"/>
-            </w:pPr>
-            <w:r>
-              <w:rPr>
-                <w:b/>
-              </w:rPr>
-              <w:t>S — Supprimer</w:t>
-            </w:r>
-          </w:p>
-        </w:tc>
-      </w:tr>
-      <w:tr>
-        <w:tc>
-          <w:tcPr>
-            <w:tcW w:type="dxa" w:w="2677"/>
-          </w:tcPr>
-          <w:p>
-            <w:r>
-              <w:t>________________</w:t>
-            </w:r>
-          </w:p>
-        </w:tc>
-        <w:tc>
-          <w:tcPr>
-            <w:tcW w:type="dxa" w:w="2677"/>
-          </w:tcPr>
-          <w:p>
-            <w:r>
-              <w:t>________________</w:t>
-            </w:r>
-          </w:p>
-        </w:tc>
-        <w:tc>
-          <w:tcPr>
-            <w:tcW w:type="dxa" w:w="2677"/>
-          </w:tcPr>
-          <w:p>
-            <w:r>
-              <w:t>________________</w:t>
-            </w:r>
-          </w:p>
-        </w:tc>
-        <w:tc>
-          <w:tcPr>
-            <w:tcW w:type="dxa" w:w="2677"/>
-          </w:tcPr>
-          <w:p>
-            <w:r>
-              <w:t>________________</w:t>
+              <w:t>🔁 Rebrassage : imparfait et groupes dans la phrase — déjà vus en P4</w:t>
             </w:r>
           </w:p>
         </w:tc>
@@ -1273,12 +183,25 @@
     </w:tbl>
     <w:p>
       <w:r>
-        <w:t>Je relis : ☐ verbes   ☐ accords   ☐ ponctuation   ☐ mots précis   ☐ sens du texte</w:t>
+        <w:t>Complète : Quand j’étais petit, je __________ souvent dehors. (jouer)</w:t>
+      </w:r>
+    </w:p>
+    <w:p>
+      <w:r>
+        <w:t>Dans « Le matin, les élèves rangent leurs cahiers », souligne le groupe sujet et encadre le groupe verbal.</w:t>
+      </w:r>
+    </w:p>
+    <w:p>
+      <w:r>
+        <w:rPr>
+          <w:i/>
+        </w:rPr>
+        <w:t>Ces deux dernières questions vérifient des acquis déjà travaillés : ce ne sont pas de nouvelles leçons.</w:t>
       </w:r>
     </w:p>
     <w:sectPr>
       <w:pgSz w:w="12240" w:h="15840"/>
-      <w:pgMar w:top="709" w:right="765" w:bottom="709" w:left="765" w:header="720" w:footer="720" w:gutter="0"/>
+      <w:pgMar w:top="680" w:right="794" w:bottom="680" w:left="794" w:header="720" w:footer="720" w:gutter="0"/>
       <w:cols w:space="720"/>
       <w:docGrid w:linePitch="360"/>
     </w:sectPr>
@@ -1649,12 +572,9 @@
     <w:name w:val="Normal"/>
     <w:qFormat/>
     <w:rsid w:val="00FC693F"/>
-    <w:pPr>
-      <w:spacing w:after="60"/>
-    </w:pPr>
     <w:rPr>
       <w:rFonts w:ascii="Aptos" w:hAnsi="Aptos"/>
-      <w:sz w:val="20"/>
+      <w:sz w:val="21"/>
     </w:rPr>
   </w:style>
   <w:style w:type="paragraph" w:styleId="Header">
@@ -1712,14 +632,14 @@
     <w:pPr>
       <w:keepNext/>
       <w:keepLines/>
-      <w:spacing w:before="80" w:after="80"/>
+      <w:spacing w:before="480" w:after="0"/>
       <w:outlineLvl w:val="0"/>
     </w:pPr>
     <w:rPr>
-      <w:rFonts w:asciiTheme="majorHAnsi" w:eastAsiaTheme="majorEastAsia" w:hAnsiTheme="majorHAnsi" w:cstheme="majorBidi" w:ascii="Aptos Display" w:hAnsi="Aptos Display"/>
+      <w:rFonts w:asciiTheme="majorHAnsi" w:eastAsiaTheme="majorEastAsia" w:hAnsiTheme="majorHAnsi" w:cstheme="majorBidi"/>
       <w:b/>
       <w:bCs/>
-      <w:color w:val="6D3AC7"/>
+      <w:color w:val="365F91" w:themeColor="accent1" w:themeShade="BF"/>
       <w:sz w:val="28"/>
       <w:szCs w:val="28"/>
     </w:rPr>
@@ -1736,15 +656,15 @@
     <w:pPr>
       <w:keepNext/>
       <w:keepLines/>
-      <w:spacing w:before="80" w:after="80"/>
+      <w:spacing w:before="200" w:after="0"/>
       <w:outlineLvl w:val="1"/>
     </w:pPr>
     <w:rPr>
-      <w:rFonts w:asciiTheme="majorHAnsi" w:eastAsiaTheme="majorEastAsia" w:hAnsiTheme="majorHAnsi" w:cstheme="majorBidi" w:ascii="Aptos Display" w:hAnsi="Aptos Display"/>
+      <w:rFonts w:asciiTheme="majorHAnsi" w:eastAsiaTheme="majorEastAsia" w:hAnsiTheme="majorHAnsi" w:cstheme="majorBidi"/>
       <w:b/>
       <w:bCs/>
-      <w:color w:val="163A6B"/>
-      <w:sz w:val="23"/>
+      <w:color w:val="4F81BD" w:themeColor="accent1"/>
+      <w:sz w:val="26"/>
       <w:szCs w:val="26"/>
     </w:rPr>
   </w:style>
@@ -2001,16 +921,15 @@
       <w:pBdr>
         <w:bottom w:val="single" w:sz="8" w:space="4" w:color="4F81BD" w:themeColor="accent1"/>
       </w:pBdr>
-      <w:spacing w:after="80" w:line="240" w:lineRule="auto" w:before="80"/>
+      <w:spacing w:after="300" w:line="240" w:lineRule="auto"/>
       <w:contextualSpacing/>
     </w:pPr>
     <w:rPr>
-      <w:rFonts w:asciiTheme="majorHAnsi" w:eastAsiaTheme="majorEastAsia" w:hAnsiTheme="majorHAnsi" w:cstheme="majorBidi" w:ascii="Aptos Display" w:hAnsi="Aptos Display"/>
-      <w:b/>
-      <w:color w:val="163A6B"/>
+      <w:rFonts w:asciiTheme="majorHAnsi" w:eastAsiaTheme="majorEastAsia" w:hAnsiTheme="majorHAnsi" w:cstheme="majorBidi"/>
+      <w:color w:val="17365D" w:themeColor="text2" w:themeShade="BF"/>
       <w:spacing w:val="5"/>
       <w:kern w:val="28"/>
-      <w:sz w:val="38"/>
+      <w:sz w:val="52"/>
       <w:szCs w:val="52"/>
     </w:rPr>
   </w:style>
